--- a/Задание 1/241-321 Воротилин Илья Курсовой проект Задание 1.docx
+++ b/Задание 1/241-321 Воротилин Илья Курсовой проект Задание 1.docx
@@ -553,7 +553,6 @@
           <w:rFonts w:ascii="Times New Roman" w:hAnsi="Times New Roman" w:cs="Times New Roman"/>
           <w:sz w:val="28"/>
           <w:szCs w:val="28"/>
-          <w:lang w:val="en-US"/>
         </w:rPr>
       </w:pPr>
       <w:r>
@@ -569,7 +568,6 @@
           <w:rFonts w:ascii="Times New Roman" w:hAnsi="Times New Roman" w:cs="Times New Roman"/>
           <w:sz w:val="28"/>
           <w:szCs w:val="28"/>
-          <w:lang w:val="en-US"/>
         </w:rPr>
         <w:t xml:space="preserve"> </w:t>
       </w:r>
@@ -578,9 +576,25 @@
           <w:rFonts w:ascii="Times New Roman" w:hAnsi="Times New Roman" w:cs="Times New Roman"/>
           <w:sz w:val="28"/>
           <w:szCs w:val="28"/>
-          <w:lang w:val="en-US"/>
-        </w:rPr>
-        <w:t>4Portfolio (</w:t>
+        </w:rPr>
+        <w:t>4</w:t>
+      </w:r>
+      <w:r>
+        <w:rPr>
+          <w:rFonts w:ascii="Times New Roman" w:hAnsi="Times New Roman" w:cs="Times New Roman"/>
+          <w:sz w:val="28"/>
+          <w:szCs w:val="28"/>
+          <w:lang w:val="en-US"/>
+        </w:rPr>
+        <w:t>Portfolio</w:t>
+      </w:r>
+      <w:r>
+        <w:rPr>
+          <w:rFonts w:ascii="Times New Roman" w:hAnsi="Times New Roman" w:cs="Times New Roman"/>
+          <w:sz w:val="28"/>
+          <w:szCs w:val="28"/>
+        </w:rPr>
+        <w:t xml:space="preserve"> (</w:t>
       </w:r>
       <w:hyperlink r:id="rId6" w:history="1">
         <w:r>
@@ -591,7 +605,16 @@
             <w:szCs w:val="28"/>
             <w:lang w:val="en-US"/>
           </w:rPr>
-          <w:t>https://4por</w:t>
+          <w:t>https</w:t>
+        </w:r>
+        <w:r>
+          <w:rPr>
+            <w:rStyle w:val="a6"/>
+            <w:rFonts w:ascii="Times New Roman" w:hAnsi="Times New Roman" w:cs="Times New Roman"/>
+            <w:sz w:val="28"/>
+            <w:szCs w:val="28"/>
+          </w:rPr>
+          <w:t>://4</w:t>
         </w:r>
         <w:r>
           <w:rPr>
@@ -601,8 +624,18 @@
             <w:szCs w:val="28"/>
             <w:lang w:val="en-US"/>
           </w:rPr>
-          <w:t>t</w:t>
+          <w:t>portfolio</w:t>
         </w:r>
+        <w:r>
+          <w:rPr>
+            <w:rStyle w:val="a6"/>
+            <w:rFonts w:ascii="Times New Roman" w:hAnsi="Times New Roman" w:cs="Times New Roman"/>
+            <w:sz w:val="28"/>
+            <w:szCs w:val="28"/>
+          </w:rPr>
+          <w:t>.</w:t>
+        </w:r>
+        <w:proofErr w:type="spellStart"/>
         <w:r>
           <w:rPr>
             <w:rStyle w:val="a6"/>
@@ -611,7 +644,17 @@
             <w:szCs w:val="28"/>
             <w:lang w:val="en-US"/>
           </w:rPr>
-          <w:t>folio.ru/</w:t>
+          <w:t>ru</w:t>
+        </w:r>
+        <w:proofErr w:type="spellEnd"/>
+        <w:r>
+          <w:rPr>
+            <w:rStyle w:val="a6"/>
+            <w:rFonts w:ascii="Times New Roman" w:hAnsi="Times New Roman" w:cs="Times New Roman"/>
+            <w:sz w:val="28"/>
+            <w:szCs w:val="28"/>
+          </w:rPr>
+          <w:t>/</w:t>
         </w:r>
       </w:hyperlink>
       <w:r>
@@ -619,7 +662,6 @@
           <w:rFonts w:ascii="Times New Roman" w:hAnsi="Times New Roman" w:cs="Times New Roman"/>
           <w:sz w:val="28"/>
           <w:szCs w:val="28"/>
-          <w:lang w:val="en-US"/>
         </w:rPr>
         <w:t>)</w:t>
       </w:r>
@@ -1738,8 +1780,6 @@
         </w:rPr>
         <w:t>;</w:t>
       </w:r>
-      <w:bookmarkStart w:id="0" w:name="_GoBack"/>
-      <w:bookmarkEnd w:id="0"/>
     </w:p>
     <w:p>
       <w:pPr>
@@ -3579,7 +3619,6 @@
           <w:rFonts w:ascii="Times New Roman" w:hAnsi="Times New Roman" w:cs="Times New Roman"/>
           <w:sz w:val="28"/>
           <w:szCs w:val="28"/>
-          <w:lang w:val="en-US"/>
         </w:rPr>
       </w:pPr>
       <w:r>
@@ -3611,7 +3650,6 @@
           <w:rFonts w:ascii="Times New Roman" w:hAnsi="Times New Roman" w:cs="Times New Roman"/>
           <w:sz w:val="28"/>
           <w:szCs w:val="28"/>
-          <w:lang w:val="en-US"/>
         </w:rPr>
         <w:t>;</w:t>
       </w:r>
@@ -3624,7 +3662,6 @@
           <w:rFonts w:ascii="Times New Roman" w:hAnsi="Times New Roman" w:cs="Times New Roman"/>
           <w:sz w:val="28"/>
           <w:szCs w:val="28"/>
-          <w:lang w:val="en-US"/>
         </w:rPr>
       </w:pPr>
       <w:r>
@@ -3656,7 +3693,6 @@
           <w:rFonts w:ascii="Times New Roman" w:hAnsi="Times New Roman" w:cs="Times New Roman"/>
           <w:sz w:val="28"/>
           <w:szCs w:val="28"/>
-          <w:lang w:val="en-US"/>
         </w:rPr>
         <w:t>.</w:t>
       </w:r>
@@ -3907,7 +3943,6 @@
           <w:rFonts w:ascii="Times New Roman" w:hAnsi="Times New Roman" w:cs="Times New Roman"/>
           <w:sz w:val="28"/>
           <w:szCs w:val="28"/>
-          <w:lang w:val="en-US"/>
         </w:rPr>
       </w:pPr>
       <w:r>
@@ -3939,7 +3974,6 @@
           <w:rFonts w:ascii="Times New Roman" w:hAnsi="Times New Roman" w:cs="Times New Roman"/>
           <w:sz w:val="28"/>
           <w:szCs w:val="28"/>
-          <w:lang w:val="en-US"/>
         </w:rPr>
         <w:t>.</w:t>
       </w:r>
@@ -4136,7 +4170,6 @@
           <w:rFonts w:ascii="Times New Roman" w:hAnsi="Times New Roman" w:cs="Times New Roman"/>
           <w:sz w:val="28"/>
           <w:szCs w:val="28"/>
-          <w:lang w:val="en-US"/>
         </w:rPr>
       </w:pPr>
       <w:r>
@@ -4168,7 +4201,6 @@
           <w:rFonts w:ascii="Times New Roman" w:hAnsi="Times New Roman" w:cs="Times New Roman"/>
           <w:sz w:val="28"/>
           <w:szCs w:val="28"/>
-          <w:lang w:val="en-US"/>
         </w:rPr>
         <w:t>;</w:t>
       </w:r>
@@ -4181,7 +4213,6 @@
           <w:rFonts w:ascii="Times New Roman" w:hAnsi="Times New Roman" w:cs="Times New Roman"/>
           <w:sz w:val="28"/>
           <w:szCs w:val="28"/>
-          <w:lang w:val="en-US"/>
         </w:rPr>
       </w:pPr>
       <w:r>
@@ -4213,7 +4244,6 @@
           <w:rFonts w:ascii="Times New Roman" w:hAnsi="Times New Roman" w:cs="Times New Roman"/>
           <w:sz w:val="28"/>
           <w:szCs w:val="28"/>
-          <w:lang w:val="en-US"/>
         </w:rPr>
         <w:t>.</w:t>
       </w:r>
@@ -5376,7 +5406,6 @@
           <w:rFonts w:ascii="Times New Roman" w:hAnsi="Times New Roman" w:cs="Times New Roman"/>
           <w:sz w:val="28"/>
           <w:szCs w:val="28"/>
-          <w:lang w:val="en-US"/>
         </w:rPr>
       </w:pPr>
       <w:r>
@@ -5408,7 +5437,6 @@
           <w:rFonts w:ascii="Times New Roman" w:hAnsi="Times New Roman" w:cs="Times New Roman"/>
           <w:sz w:val="28"/>
           <w:szCs w:val="28"/>
-          <w:lang w:val="en-US"/>
         </w:rPr>
         <w:t>.</w:t>
       </w:r>
@@ -5422,7 +5450,6 @@
           <w:b/>
           <w:sz w:val="28"/>
           <w:szCs w:val="28"/>
-          <w:lang w:val="en-US"/>
         </w:rPr>
       </w:pPr>
       <w:r>
@@ -5698,7 +5725,6 @@
         <w:rPr>
           <w:rFonts w:ascii="Times New Roman" w:hAnsi="Times New Roman" w:cs="Times New Roman"/>
           <w:sz w:val="28"/>
-          <w:lang w:val="en-US"/>
         </w:rPr>
       </w:pPr>
       <w:r>
@@ -5728,7 +5754,6 @@
         <w:rPr>
           <w:rFonts w:ascii="Times New Roman" w:hAnsi="Times New Roman" w:cs="Times New Roman"/>
           <w:sz w:val="28"/>
-          <w:lang w:val="en-US"/>
         </w:rPr>
         <w:t>.</w:t>
       </w:r>
@@ -6139,7 +6164,6 @@
         <w:rPr>
           <w:rFonts w:ascii="Times New Roman" w:hAnsi="Times New Roman" w:cs="Times New Roman"/>
           <w:sz w:val="28"/>
-          <w:lang w:val="en-US"/>
         </w:rPr>
       </w:pPr>
       <w:r>
@@ -6169,7 +6193,6 @@
         <w:rPr>
           <w:rFonts w:ascii="Times New Roman" w:hAnsi="Times New Roman" w:cs="Times New Roman"/>
           <w:sz w:val="28"/>
-          <w:lang w:val="en-US"/>
         </w:rPr>
         <w:t>;</w:t>
       </w:r>
@@ -6180,7 +6203,6 @@
         <w:rPr>
           <w:rFonts w:ascii="Times New Roman" w:hAnsi="Times New Roman" w:cs="Times New Roman"/>
           <w:sz w:val="28"/>
-          <w:lang w:val="en-US"/>
         </w:rPr>
       </w:pPr>
       <w:r>
@@ -6210,7 +6232,6 @@
         <w:rPr>
           <w:rFonts w:ascii="Times New Roman" w:hAnsi="Times New Roman" w:cs="Times New Roman"/>
           <w:sz w:val="28"/>
-          <w:lang w:val="en-US"/>
         </w:rPr>
         <w:t>.</w:t>
       </w:r>
@@ -6283,7 +6304,6 @@
         <w:rPr>
           <w:rFonts w:ascii="Times New Roman" w:hAnsi="Times New Roman" w:cs="Times New Roman"/>
           <w:sz w:val="28"/>
-          <w:lang w:val="en-US"/>
         </w:rPr>
       </w:pPr>
       <w:r>
@@ -6313,7 +6333,6 @@
         <w:rPr>
           <w:rFonts w:ascii="Times New Roman" w:hAnsi="Times New Roman" w:cs="Times New Roman"/>
           <w:sz w:val="28"/>
-          <w:lang w:val="en-US"/>
         </w:rPr>
         <w:t>.</w:t>
       </w:r>
@@ -6347,7 +6366,6 @@
         <w:rPr>
           <w:rFonts w:ascii="Times New Roman" w:hAnsi="Times New Roman" w:cs="Times New Roman"/>
           <w:sz w:val="28"/>
-          <w:lang w:val="en-US"/>
         </w:rPr>
       </w:pPr>
       <w:r>
@@ -6377,7 +6395,6 @@
         <w:rPr>
           <w:rFonts w:ascii="Times New Roman" w:hAnsi="Times New Roman" w:cs="Times New Roman"/>
           <w:sz w:val="28"/>
-          <w:lang w:val="en-US"/>
         </w:rPr>
         <w:t>;</w:t>
       </w:r>
@@ -6417,7 +6434,6 @@
         <w:rPr>
           <w:rFonts w:ascii="Times New Roman" w:hAnsi="Times New Roman" w:cs="Times New Roman"/>
           <w:sz w:val="28"/>
-          <w:lang w:val="en-US"/>
         </w:rPr>
         <w:t>.</w:t>
       </w:r>
@@ -6451,7 +6467,6 @@
           <w:rFonts w:ascii="Times New Roman" w:hAnsi="Times New Roman" w:cs="Times New Roman"/>
           <w:sz w:val="28"/>
           <w:szCs w:val="28"/>
-          <w:lang w:val="en-US"/>
         </w:rPr>
       </w:pPr>
       <w:proofErr w:type="spellStart"/>
@@ -6618,21 +6633,7 @@
           <w:sz w:val="28"/>
           <w:szCs w:val="28"/>
         </w:rPr>
-        <w:t xml:space="preserve"> </w:t>
-      </w:r>
-      <w:r>
-        <w:rPr>
-          <w:sz w:val="28"/>
-          <w:szCs w:val="28"/>
-        </w:rPr>
-        <w:t xml:space="preserve">– </w:t>
-      </w:r>
-      <w:r>
-        <w:rPr>
-          <w:sz w:val="28"/>
-          <w:szCs w:val="28"/>
-        </w:rPr>
-        <w:t>Пользователи</w:t>
+        <w:t xml:space="preserve"> – Пользователи</w:t>
       </w:r>
     </w:p>
     <w:p>
@@ -7098,13 +7099,108 @@
     </w:p>
     <w:p>
       <w:pPr>
+        <w:ind w:firstLine="709"/>
+        <w:rPr>
+          <w:rFonts w:ascii="Times New Roman" w:hAnsi="Times New Roman" w:cs="Times New Roman"/>
+          <w:sz w:val="28"/>
+        </w:rPr>
+      </w:pPr>
+      <w:r>
+        <w:rPr>
+          <w:rFonts w:ascii="Times New Roman" w:hAnsi="Times New Roman" w:cs="Times New Roman"/>
+          <w:sz w:val="28"/>
+        </w:rPr>
+        <w:t xml:space="preserve">Хранит информацию о пользователях системы портфолио. Таблица основана на встроенной модели пользователя </w:t>
+      </w:r>
+      <w:proofErr w:type="spellStart"/>
+      <w:r>
+        <w:rPr>
+          <w:rFonts w:ascii="Times New Roman" w:hAnsi="Times New Roman" w:cs="Times New Roman"/>
+          <w:sz w:val="28"/>
+        </w:rPr>
+        <w:t>Django</w:t>
+      </w:r>
+      <w:proofErr w:type="spellEnd"/>
+      <w:r>
+        <w:rPr>
+          <w:rFonts w:ascii="Times New Roman" w:hAnsi="Times New Roman" w:cs="Times New Roman"/>
+          <w:sz w:val="28"/>
+        </w:rPr>
+        <w:t xml:space="preserve"> (</w:t>
+      </w:r>
+      <w:proofErr w:type="spellStart"/>
+      <w:r>
+        <w:rPr>
+          <w:rFonts w:ascii="Times New Roman" w:hAnsi="Times New Roman" w:cs="Times New Roman"/>
+          <w:sz w:val="28"/>
+        </w:rPr>
+        <w:t>AbstractUser</w:t>
+      </w:r>
+      <w:proofErr w:type="spellEnd"/>
+      <w:r>
+        <w:rPr>
+          <w:rFonts w:ascii="Times New Roman" w:hAnsi="Times New Roman" w:cs="Times New Roman"/>
+          <w:sz w:val="28"/>
+        </w:rPr>
+        <w:t>), что обеспечивает полный функционал аутентификации и авторизации. Поддерживает три типа ролей: студент (</w:t>
+      </w:r>
+      <w:proofErr w:type="spellStart"/>
+      <w:r>
+        <w:rPr>
+          <w:rFonts w:ascii="Times New Roman" w:hAnsi="Times New Roman" w:cs="Times New Roman"/>
+          <w:sz w:val="28"/>
+        </w:rPr>
+        <w:t>student</w:t>
+      </w:r>
+      <w:proofErr w:type="spellEnd"/>
+      <w:r>
+        <w:rPr>
+          <w:rFonts w:ascii="Times New Roman" w:hAnsi="Times New Roman" w:cs="Times New Roman"/>
+          <w:sz w:val="28"/>
+        </w:rPr>
+        <w:t>), преподаватель (</w:t>
+      </w:r>
+      <w:proofErr w:type="spellStart"/>
+      <w:r>
+        <w:rPr>
+          <w:rFonts w:ascii="Times New Roman" w:hAnsi="Times New Roman" w:cs="Times New Roman"/>
+          <w:sz w:val="28"/>
+        </w:rPr>
+        <w:t>teacher</w:t>
+      </w:r>
+      <w:proofErr w:type="spellEnd"/>
+      <w:r>
+        <w:rPr>
+          <w:rFonts w:ascii="Times New Roman" w:hAnsi="Times New Roman" w:cs="Times New Roman"/>
+          <w:sz w:val="28"/>
+        </w:rPr>
+        <w:t>) и администратор (</w:t>
+      </w:r>
+      <w:proofErr w:type="spellStart"/>
+      <w:r>
+        <w:rPr>
+          <w:rFonts w:ascii="Times New Roman" w:hAnsi="Times New Roman" w:cs="Times New Roman"/>
+          <w:sz w:val="28"/>
+        </w:rPr>
+        <w:t>admin</w:t>
+      </w:r>
+      <w:proofErr w:type="spellEnd"/>
+      <w:r>
+        <w:rPr>
+          <w:rFonts w:ascii="Times New Roman" w:hAnsi="Times New Roman" w:cs="Times New Roman"/>
+          <w:sz w:val="28"/>
+        </w:rPr>
+        <w:t>). Каждый пользователь может загрузить фотографию профиля. Записи содержат временные метки создания и обновления для отслеживания активности пользователей.</w:t>
+      </w:r>
+    </w:p>
+    <w:p>
+      <w:pPr>
         <w:pStyle w:val="aa"/>
         <w:spacing w:line="360" w:lineRule="auto"/>
         <w:ind w:left="709"/>
         <w:rPr>
           <w:sz w:val="28"/>
           <w:szCs w:val="28"/>
-          <w:lang w:val="en-US"/>
         </w:rPr>
       </w:pPr>
       <w:r>
@@ -7128,28 +7224,7 @@
           <w:sz w:val="28"/>
           <w:szCs w:val="28"/>
         </w:rPr>
-        <w:t xml:space="preserve"> </w:t>
-      </w:r>
-      <w:r>
-        <w:rPr>
-          <w:sz w:val="28"/>
-          <w:szCs w:val="28"/>
-        </w:rPr>
-        <w:t>– Категории проектов</w:t>
-      </w:r>
-      <w:r>
-        <w:rPr>
-          <w:sz w:val="28"/>
-          <w:szCs w:val="28"/>
-        </w:rPr>
-        <w:t xml:space="preserve">  </w:t>
-      </w:r>
-      <w:r>
-        <w:rPr>
-          <w:sz w:val="28"/>
-          <w:szCs w:val="28"/>
-        </w:rPr>
-        <w:t>(Справочник)</w:t>
+        <w:t xml:space="preserve"> – Категории проектов  (Справочник)</w:t>
       </w:r>
     </w:p>
     <w:p>
@@ -7406,21 +7481,53 @@
           <w:rFonts w:ascii="Courier New" w:hAnsi="Courier New" w:cs="Courier New"/>
           <w:sz w:val="20"/>
           <w:szCs w:val="28"/>
-          <w:lang w:val="en-US"/>
-        </w:rPr>
-      </w:pPr>
-      <w:r>
-        <w:rPr>
-          <w:rFonts w:ascii="Courier New" w:hAnsi="Courier New" w:cs="Courier New"/>
-          <w:sz w:val="20"/>
-          <w:szCs w:val="28"/>
-          <w:lang w:val="en-US"/>
-        </w:rPr>
+        </w:rPr>
+      </w:pPr>
+      <w:r>
+        <w:rPr>
+          <w:rFonts w:ascii="Courier New" w:hAnsi="Courier New" w:cs="Courier New"/>
+          <w:sz w:val="20"/>
+          <w:szCs w:val="28"/>
+          <w:lang w:val="en-US"/>
+        </w:rPr>
+        <w:lastRenderedPageBreak/>
         <w:t>);</w:t>
       </w:r>
     </w:p>
     <w:p>
       <w:pPr>
+        <w:ind w:firstLine="709"/>
+        <w:rPr>
+          <w:rFonts w:ascii="Times New Roman" w:hAnsi="Times New Roman" w:cs="Times New Roman"/>
+          <w:sz w:val="28"/>
+        </w:rPr>
+      </w:pPr>
+      <w:r>
+        <w:rPr>
+          <w:rFonts w:ascii="Times New Roman" w:hAnsi="Times New Roman" w:cs="Times New Roman"/>
+          <w:sz w:val="28"/>
+        </w:rPr>
+        <w:t>Справочная таблица для классификации проектов по направлениям (например: веб-разработка, мобильные приложения, дизайн). Обеспечивает уникальность названий категорий. Содержит ссылку на пользователя-создателя категории (</w:t>
+      </w:r>
+      <w:proofErr w:type="spellStart"/>
+      <w:r>
+        <w:rPr>
+          <w:rFonts w:ascii="Times New Roman" w:hAnsi="Times New Roman" w:cs="Times New Roman"/>
+          <w:sz w:val="28"/>
+        </w:rPr>
+        <w:t>created_by</w:t>
+      </w:r>
+      <w:proofErr w:type="spellEnd"/>
+      <w:r>
+        <w:rPr>
+          <w:rFonts w:ascii="Times New Roman" w:hAnsi="Times New Roman" w:cs="Times New Roman"/>
+          <w:sz w:val="28"/>
+        </w:rPr>
+        <w:t>) для отслеживания авторства справочных данных. Используется для фильтрации и группировки проектов студентов.</w:t>
+      </w:r>
+    </w:p>
+    <w:p>
+      <w:pPr>
         <w:pStyle w:val="a9"/>
         <w:spacing w:line="360" w:lineRule="auto"/>
         <w:ind w:left="709"/>
@@ -7436,6 +7543,7 @@
           <w:rFonts w:ascii="Times New Roman" w:hAnsi="Times New Roman" w:cs="Times New Roman"/>
           <w:sz w:val="28"/>
           <w:szCs w:val="28"/>
+          <w:lang w:val="en-US"/>
         </w:rPr>
         <w:t xml:space="preserve">3. </w:t>
       </w:r>
@@ -7445,25 +7553,16 @@
           <w:sz w:val="28"/>
           <w:szCs w:val="28"/>
         </w:rPr>
-        <w:t xml:space="preserve">Таблица </w:t>
-      </w:r>
-      <w:proofErr w:type="spellStart"/>
-      <w:r>
-        <w:rPr>
-          <w:rFonts w:ascii="Times New Roman" w:hAnsi="Times New Roman" w:cs="Times New Roman"/>
-          <w:sz w:val="28"/>
-          <w:szCs w:val="28"/>
-        </w:rPr>
-        <w:t>projects</w:t>
-      </w:r>
-      <w:proofErr w:type="spellEnd"/>
-      <w:r>
-        <w:rPr>
-          <w:rFonts w:ascii="Times New Roman" w:hAnsi="Times New Roman" w:cs="Times New Roman"/>
-          <w:sz w:val="28"/>
-          <w:szCs w:val="28"/>
-        </w:rPr>
-        <w:t xml:space="preserve"> – </w:t>
+        <w:t>Таблица</w:t>
+      </w:r>
+      <w:r>
+        <w:rPr>
+          <w:rFonts w:ascii="Times New Roman" w:hAnsi="Times New Roman" w:cs="Times New Roman"/>
+          <w:sz w:val="28"/>
+          <w:szCs w:val="28"/>
+          <w:lang w:val="en-US"/>
+        </w:rPr>
+        <w:t xml:space="preserve"> projects – </w:t>
       </w:r>
       <w:r>
         <w:rPr>
@@ -7645,7 +7744,6 @@
           <w:szCs w:val="28"/>
           <w:lang w:val="en-US"/>
         </w:rPr>
-        <w:lastRenderedPageBreak/>
         <w:t xml:space="preserve">    </w:t>
       </w:r>
       <w:proofErr w:type="gramStart"/>
@@ -7905,7 +8003,6 @@
           <w:rFonts w:ascii="Courier New" w:hAnsi="Courier New" w:cs="Courier New"/>
           <w:sz w:val="20"/>
           <w:szCs w:val="28"/>
-          <w:lang w:val="en-US"/>
         </w:rPr>
       </w:pPr>
       <w:r>
@@ -7971,6 +8068,70 @@
     </w:p>
     <w:p>
       <w:pPr>
+        <w:ind w:firstLine="709"/>
+        <w:rPr>
+          <w:rFonts w:ascii="Times New Roman" w:hAnsi="Times New Roman" w:cs="Times New Roman"/>
+          <w:sz w:val="28"/>
+        </w:rPr>
+      </w:pPr>
+      <w:r>
+        <w:rPr>
+          <w:rFonts w:ascii="Times New Roman" w:hAnsi="Times New Roman" w:cs="Times New Roman"/>
+          <w:sz w:val="28"/>
+        </w:rPr>
+        <w:t>Основная таблица для хранения информации о проектах студентов. Каждый проект связан с автором (</w:t>
+      </w:r>
+      <w:proofErr w:type="spellStart"/>
+      <w:r>
+        <w:rPr>
+          <w:rFonts w:ascii="Times New Roman" w:hAnsi="Times New Roman" w:cs="Times New Roman"/>
+          <w:sz w:val="28"/>
+        </w:rPr>
+        <w:t>user_id</w:t>
+      </w:r>
+      <w:proofErr w:type="spellEnd"/>
+      <w:r>
+        <w:rPr>
+          <w:rFonts w:ascii="Times New Roman" w:hAnsi="Times New Roman" w:cs="Times New Roman"/>
+          <w:sz w:val="28"/>
+        </w:rPr>
+        <w:t>) и может быть отнесен к определенной категории (</w:t>
+      </w:r>
+      <w:proofErr w:type="spellStart"/>
+      <w:r>
+        <w:rPr>
+          <w:rFonts w:ascii="Times New Roman" w:hAnsi="Times New Roman" w:cs="Times New Roman"/>
+          <w:sz w:val="28"/>
+        </w:rPr>
+        <w:t>category_id</w:t>
+      </w:r>
+      <w:proofErr w:type="spellEnd"/>
+      <w:r>
+        <w:rPr>
+          <w:rFonts w:ascii="Times New Roman" w:hAnsi="Times New Roman" w:cs="Times New Roman"/>
+          <w:sz w:val="28"/>
+        </w:rPr>
+        <w:t xml:space="preserve">). Содержит название, описание и обложку проекта. Индекс по </w:t>
+      </w:r>
+      <w:proofErr w:type="spellStart"/>
+      <w:r>
+        <w:rPr>
+          <w:rFonts w:ascii="Times New Roman" w:hAnsi="Times New Roman" w:cs="Times New Roman"/>
+          <w:sz w:val="28"/>
+        </w:rPr>
+        <w:t>user_id</w:t>
+      </w:r>
+      <w:proofErr w:type="spellEnd"/>
+      <w:r>
+        <w:rPr>
+          <w:rFonts w:ascii="Times New Roman" w:hAnsi="Times New Roman" w:cs="Times New Roman"/>
+          <w:sz w:val="28"/>
+        </w:rPr>
+        <w:t xml:space="preserve"> обеспечивает быструю выборку всех проектов конкретного студента. Временные метки позволяют отслеживать историю создания и изменений проектов.</w:t>
+      </w:r>
+    </w:p>
+    <w:p>
+      <w:pPr>
         <w:pStyle w:val="a9"/>
         <w:spacing w:line="360" w:lineRule="auto"/>
         <w:ind w:left="709"/>
@@ -7986,6 +8147,7 @@
           <w:rFonts w:ascii="Times New Roman" w:hAnsi="Times New Roman" w:cs="Times New Roman"/>
           <w:sz w:val="28"/>
           <w:szCs w:val="28"/>
+          <w:lang w:val="en-US"/>
         </w:rPr>
         <w:t xml:space="preserve">4. </w:t>
       </w:r>
@@ -7995,57 +8157,50 @@
           <w:sz w:val="28"/>
           <w:szCs w:val="28"/>
         </w:rPr>
-        <w:t xml:space="preserve">Таблица </w:t>
-      </w:r>
-      <w:proofErr w:type="spellStart"/>
-      <w:r>
-        <w:rPr>
-          <w:rFonts w:ascii="Times New Roman" w:hAnsi="Times New Roman" w:cs="Times New Roman"/>
-          <w:sz w:val="28"/>
-          <w:szCs w:val="28"/>
-        </w:rPr>
-        <w:t>skills</w:t>
-      </w:r>
-      <w:proofErr w:type="spellEnd"/>
-      <w:r>
-        <w:rPr>
-          <w:rFonts w:ascii="Times New Roman" w:hAnsi="Times New Roman" w:cs="Times New Roman"/>
-          <w:sz w:val="28"/>
-          <w:szCs w:val="28"/>
-        </w:rPr>
-        <w:t xml:space="preserve"> </w:t>
-      </w:r>
-      <w:r>
-        <w:rPr>
-          <w:rFonts w:ascii="Times New Roman" w:hAnsi="Times New Roman" w:cs="Times New Roman"/>
-          <w:sz w:val="28"/>
-          <w:szCs w:val="28"/>
-        </w:rPr>
-        <w:t xml:space="preserve">– </w:t>
-      </w:r>
-      <w:r>
-        <w:rPr>
-          <w:rFonts w:ascii="Times New Roman" w:hAnsi="Times New Roman" w:cs="Times New Roman"/>
-          <w:sz w:val="28"/>
-          <w:szCs w:val="28"/>
-        </w:rPr>
-        <w:t xml:space="preserve">Навыки </w:t>
-      </w:r>
-      <w:r>
-        <w:rPr>
-          <w:rFonts w:ascii="Times New Roman" w:hAnsi="Times New Roman" w:cs="Times New Roman"/>
-          <w:sz w:val="28"/>
-          <w:szCs w:val="28"/>
-        </w:rPr>
-        <w:t>–</w:t>
-      </w:r>
-      <w:r>
-        <w:rPr>
-          <w:rFonts w:ascii="Times New Roman" w:hAnsi="Times New Roman" w:cs="Times New Roman"/>
-          <w:sz w:val="28"/>
-          <w:szCs w:val="28"/>
-        </w:rPr>
-        <w:t xml:space="preserve"> (Справочник)</w:t>
+        <w:t>Таблица</w:t>
+      </w:r>
+      <w:r>
+        <w:rPr>
+          <w:rFonts w:ascii="Times New Roman" w:hAnsi="Times New Roman" w:cs="Times New Roman"/>
+          <w:sz w:val="28"/>
+          <w:szCs w:val="28"/>
+          <w:lang w:val="en-US"/>
+        </w:rPr>
+        <w:t xml:space="preserve"> skills – </w:t>
+      </w:r>
+      <w:r>
+        <w:rPr>
+          <w:rFonts w:ascii="Times New Roman" w:hAnsi="Times New Roman" w:cs="Times New Roman"/>
+          <w:sz w:val="28"/>
+          <w:szCs w:val="28"/>
+        </w:rPr>
+        <w:t>Навыки</w:t>
+      </w:r>
+      <w:r>
+        <w:rPr>
+          <w:rFonts w:ascii="Times New Roman" w:hAnsi="Times New Roman" w:cs="Times New Roman"/>
+          <w:sz w:val="28"/>
+          <w:szCs w:val="28"/>
+          <w:lang w:val="en-US"/>
+        </w:rPr>
+        <w:t xml:space="preserve"> – (</w:t>
+      </w:r>
+      <w:r>
+        <w:rPr>
+          <w:rFonts w:ascii="Times New Roman" w:hAnsi="Times New Roman" w:cs="Times New Roman"/>
+          <w:sz w:val="28"/>
+          <w:szCs w:val="28"/>
+        </w:rPr>
+        <w:t>Справочник</w:t>
+      </w:r>
+      <w:r>
+        <w:rPr>
+          <w:rFonts w:ascii="Times New Roman" w:hAnsi="Times New Roman" w:cs="Times New Roman"/>
+          <w:sz w:val="28"/>
+          <w:szCs w:val="28"/>
+          <w:lang w:val="en-US"/>
+        </w:rPr>
+        <w:t>)</w:t>
       </w:r>
     </w:p>
     <w:p>
@@ -8251,207 +8406,247 @@
           <w:rFonts w:ascii="Courier New" w:hAnsi="Courier New" w:cs="Courier New"/>
           <w:sz w:val="20"/>
           <w:szCs w:val="28"/>
-          <w:lang w:val="en-US"/>
-        </w:rPr>
-      </w:pPr>
-      <w:r>
-        <w:rPr>
-          <w:rFonts w:ascii="Courier New" w:hAnsi="Courier New" w:cs="Courier New"/>
-          <w:sz w:val="20"/>
-          <w:szCs w:val="28"/>
-          <w:lang w:val="en-US"/>
+        </w:rPr>
+      </w:pPr>
+      <w:r>
+        <w:rPr>
+          <w:rFonts w:ascii="Courier New" w:hAnsi="Courier New" w:cs="Courier New"/>
+          <w:sz w:val="20"/>
+          <w:szCs w:val="28"/>
         </w:rPr>
         <w:t>);</w:t>
       </w:r>
     </w:p>
     <w:p>
       <w:pPr>
-        <w:pStyle w:val="a9"/>
-        <w:spacing w:line="360" w:lineRule="auto"/>
-        <w:ind w:left="709"/>
-        <w:rPr>
-          <w:rFonts w:ascii="Times New Roman" w:hAnsi="Times New Roman" w:cs="Times New Roman"/>
-          <w:sz w:val="28"/>
-          <w:szCs w:val="28"/>
-          <w:lang w:val="en-US"/>
-        </w:rPr>
-      </w:pPr>
-      <w:r>
-        <w:rPr>
-          <w:rFonts w:ascii="Times New Roman" w:hAnsi="Times New Roman" w:cs="Times New Roman"/>
-          <w:sz w:val="28"/>
-          <w:szCs w:val="28"/>
-        </w:rPr>
-        <w:t xml:space="preserve">5. </w:t>
-      </w:r>
-      <w:r>
-        <w:rPr>
-          <w:rFonts w:ascii="Times New Roman" w:hAnsi="Times New Roman" w:cs="Times New Roman"/>
-          <w:sz w:val="28"/>
-          <w:szCs w:val="28"/>
-        </w:rPr>
-        <w:t xml:space="preserve">Таблица </w:t>
-      </w:r>
-      <w:proofErr w:type="spellStart"/>
-      <w:r>
-        <w:rPr>
-          <w:rFonts w:ascii="Times New Roman" w:hAnsi="Times New Roman" w:cs="Times New Roman"/>
-          <w:sz w:val="28"/>
-          <w:szCs w:val="28"/>
-        </w:rPr>
-        <w:t>project_skills</w:t>
-      </w:r>
-      <w:proofErr w:type="spellEnd"/>
-      <w:r>
-        <w:rPr>
-          <w:rFonts w:ascii="Times New Roman" w:hAnsi="Times New Roman" w:cs="Times New Roman"/>
-          <w:sz w:val="28"/>
-          <w:szCs w:val="28"/>
+        <w:ind w:firstLine="709"/>
+        <w:rPr>
+          <w:rFonts w:ascii="Times New Roman" w:hAnsi="Times New Roman" w:cs="Times New Roman"/>
+          <w:sz w:val="28"/>
+        </w:rPr>
+      </w:pPr>
+      <w:proofErr w:type="gramStart"/>
+      <w:r>
+        <w:rPr>
+          <w:rFonts w:ascii="Times New Roman" w:hAnsi="Times New Roman" w:cs="Times New Roman"/>
+          <w:sz w:val="28"/>
+        </w:rPr>
+        <w:t>Справочная таблица навыков и технологий, используемых в проектах (например:</w:t>
+      </w:r>
+      <w:proofErr w:type="gramEnd"/>
+      <w:r>
+        <w:rPr>
+          <w:rFonts w:ascii="Times New Roman" w:hAnsi="Times New Roman" w:cs="Times New Roman"/>
+          <w:sz w:val="28"/>
         </w:rPr>
         <w:t xml:space="preserve"> </w:t>
-      </w:r>
-      <w:r>
-        <w:rPr>
-          <w:rFonts w:ascii="Times New Roman" w:hAnsi="Times New Roman" w:cs="Times New Roman"/>
-          <w:sz w:val="28"/>
-          <w:szCs w:val="28"/>
-        </w:rPr>
-        <w:t xml:space="preserve">– </w:t>
-      </w:r>
-      <w:r>
-        <w:rPr>
-          <w:rFonts w:ascii="Times New Roman" w:hAnsi="Times New Roman" w:cs="Times New Roman"/>
-          <w:sz w:val="28"/>
-          <w:szCs w:val="28"/>
-        </w:rPr>
-        <w:t xml:space="preserve">Связь многие-ко-многим: Проекты </w:t>
-      </w:r>
-      <w:r>
-        <w:rPr>
-          <w:rFonts w:ascii="Times New Roman" w:hAnsi="Times New Roman" w:cs="Times New Roman"/>
-          <w:sz w:val="28"/>
-          <w:szCs w:val="28"/>
-        </w:rPr>
-        <w:t>и</w:t>
-      </w:r>
-      <w:r>
-        <w:rPr>
-          <w:rFonts w:ascii="Times New Roman" w:hAnsi="Times New Roman" w:cs="Times New Roman"/>
-          <w:sz w:val="28"/>
-          <w:szCs w:val="28"/>
-        </w:rPr>
-        <w:t xml:space="preserve"> Навыки</w:t>
-      </w:r>
-    </w:p>
-    <w:p>
-      <w:pPr>
-        <w:pStyle w:val="a9"/>
-        <w:spacing w:line="360" w:lineRule="auto"/>
-        <w:ind w:left="709"/>
-        <w:rPr>
-          <w:rFonts w:ascii="Courier New" w:hAnsi="Courier New" w:cs="Courier New"/>
-          <w:sz w:val="20"/>
-          <w:szCs w:val="28"/>
-          <w:lang w:val="en-US"/>
-        </w:rPr>
-      </w:pPr>
-      <w:r>
-        <w:rPr>
-          <w:rFonts w:ascii="Courier New" w:hAnsi="Courier New" w:cs="Courier New"/>
-          <w:sz w:val="20"/>
-          <w:szCs w:val="28"/>
-          <w:lang w:val="en-US"/>
-        </w:rPr>
-        <w:t xml:space="preserve">CREATE TABLE </w:t>
-      </w:r>
-      <w:proofErr w:type="spellStart"/>
-      <w:r>
-        <w:rPr>
-          <w:rFonts w:ascii="Courier New" w:hAnsi="Courier New" w:cs="Courier New"/>
-          <w:sz w:val="20"/>
-          <w:szCs w:val="28"/>
-          <w:lang w:val="en-US"/>
-        </w:rPr>
-        <w:t>project_skills</w:t>
-      </w:r>
-      <w:proofErr w:type="spellEnd"/>
-      <w:r>
-        <w:rPr>
-          <w:rFonts w:ascii="Courier New" w:hAnsi="Courier New" w:cs="Courier New"/>
-          <w:sz w:val="20"/>
-          <w:szCs w:val="28"/>
-          <w:lang w:val="en-US"/>
-        </w:rPr>
-        <w:t xml:space="preserve"> (</w:t>
-      </w:r>
-    </w:p>
-    <w:p>
-      <w:pPr>
-        <w:pStyle w:val="a9"/>
-        <w:spacing w:line="360" w:lineRule="auto"/>
-        <w:ind w:left="709"/>
-        <w:rPr>
-          <w:rFonts w:ascii="Courier New" w:hAnsi="Courier New" w:cs="Courier New"/>
-          <w:sz w:val="20"/>
-          <w:szCs w:val="28"/>
-          <w:lang w:val="en-US"/>
-        </w:rPr>
-      </w:pPr>
-      <w:r>
-        <w:rPr>
-          <w:rFonts w:ascii="Courier New" w:hAnsi="Courier New" w:cs="Courier New"/>
-          <w:sz w:val="20"/>
-          <w:szCs w:val="28"/>
-          <w:lang w:val="en-US"/>
-        </w:rPr>
-        <w:t xml:space="preserve">    </w:t>
-      </w:r>
-      <w:proofErr w:type="gramStart"/>
-      <w:r>
-        <w:rPr>
-          <w:rFonts w:ascii="Courier New" w:hAnsi="Courier New" w:cs="Courier New"/>
-          <w:sz w:val="20"/>
-          <w:szCs w:val="28"/>
-          <w:lang w:val="en-US"/>
-        </w:rPr>
-        <w:t>id</w:t>
-      </w:r>
-      <w:proofErr w:type="gramEnd"/>
-      <w:r>
-        <w:rPr>
-          <w:rFonts w:ascii="Courier New" w:hAnsi="Courier New" w:cs="Courier New"/>
-          <w:sz w:val="20"/>
-          <w:szCs w:val="28"/>
-          <w:lang w:val="en-US"/>
-        </w:rPr>
-        <w:t xml:space="preserve"> SERIAL PRIMARY KEY,</w:t>
-      </w:r>
-    </w:p>
-    <w:p>
-      <w:pPr>
-        <w:pStyle w:val="a9"/>
-        <w:spacing w:line="360" w:lineRule="auto"/>
-        <w:ind w:left="709"/>
-        <w:rPr>
-          <w:rFonts w:ascii="Courier New" w:hAnsi="Courier New" w:cs="Courier New"/>
-          <w:sz w:val="20"/>
-          <w:szCs w:val="28"/>
-          <w:lang w:val="en-US"/>
-        </w:rPr>
-      </w:pPr>
-      <w:r>
-        <w:rPr>
-          <w:rFonts w:ascii="Courier New" w:hAnsi="Courier New" w:cs="Courier New"/>
-          <w:sz w:val="20"/>
-          <w:szCs w:val="28"/>
-          <w:lang w:val="en-US"/>
-        </w:rPr>
-        <w:t xml:space="preserve">    </w:t>
       </w:r>
       <w:proofErr w:type="spellStart"/>
       <w:proofErr w:type="gramStart"/>
       <w:r>
         <w:rPr>
+          <w:rFonts w:ascii="Times New Roman" w:hAnsi="Times New Roman" w:cs="Times New Roman"/>
+          <w:sz w:val="28"/>
+        </w:rPr>
+        <w:t>Python</w:t>
+      </w:r>
+      <w:proofErr w:type="spellEnd"/>
+      <w:r>
+        <w:rPr>
+          <w:rFonts w:ascii="Times New Roman" w:hAnsi="Times New Roman" w:cs="Times New Roman"/>
+          <w:sz w:val="28"/>
+        </w:rPr>
+        <w:t xml:space="preserve">, </w:t>
+      </w:r>
+      <w:proofErr w:type="spellStart"/>
+      <w:r>
+        <w:rPr>
+          <w:rFonts w:ascii="Times New Roman" w:hAnsi="Times New Roman" w:cs="Times New Roman"/>
+          <w:sz w:val="28"/>
+        </w:rPr>
+        <w:t>JavaScript</w:t>
+      </w:r>
+      <w:proofErr w:type="spellEnd"/>
+      <w:r>
+        <w:rPr>
+          <w:rFonts w:ascii="Times New Roman" w:hAnsi="Times New Roman" w:cs="Times New Roman"/>
+          <w:sz w:val="28"/>
+        </w:rPr>
+        <w:t xml:space="preserve">, SQL, </w:t>
+      </w:r>
+      <w:proofErr w:type="spellStart"/>
+      <w:r>
+        <w:rPr>
+          <w:rFonts w:ascii="Times New Roman" w:hAnsi="Times New Roman" w:cs="Times New Roman"/>
+          <w:sz w:val="28"/>
+        </w:rPr>
+        <w:t>Figma</w:t>
+      </w:r>
+      <w:proofErr w:type="spellEnd"/>
+      <w:r>
+        <w:rPr>
+          <w:rFonts w:ascii="Times New Roman" w:hAnsi="Times New Roman" w:cs="Times New Roman"/>
+          <w:sz w:val="28"/>
+        </w:rPr>
+        <w:t>).</w:t>
+      </w:r>
+      <w:proofErr w:type="gramEnd"/>
+      <w:r>
+        <w:rPr>
+          <w:rFonts w:ascii="Times New Roman" w:hAnsi="Times New Roman" w:cs="Times New Roman"/>
+          <w:sz w:val="28"/>
+        </w:rPr>
+        <w:t xml:space="preserve"> Обеспечивает уникальность названий навыков во избежание дублирования. Содержит ссылку на создателя записи для отслеживания пополнения справочника. Используется для тегирования проектов и построения профиля компетенций студента.</w:t>
+      </w:r>
+    </w:p>
+    <w:p>
+      <w:pPr>
+        <w:pStyle w:val="a9"/>
+        <w:spacing w:line="360" w:lineRule="auto"/>
+        <w:ind w:left="709"/>
+        <w:rPr>
+          <w:rFonts w:ascii="Times New Roman" w:hAnsi="Times New Roman" w:cs="Times New Roman"/>
+          <w:sz w:val="28"/>
+          <w:szCs w:val="28"/>
+        </w:rPr>
+      </w:pPr>
+      <w:r>
+        <w:rPr>
+          <w:rFonts w:ascii="Times New Roman" w:hAnsi="Times New Roman" w:cs="Times New Roman"/>
+          <w:sz w:val="28"/>
+          <w:szCs w:val="28"/>
+        </w:rPr>
+        <w:lastRenderedPageBreak/>
+        <w:t xml:space="preserve">5. Таблица </w:t>
+      </w:r>
+      <w:proofErr w:type="spellStart"/>
+      <w:r>
+        <w:rPr>
+          <w:rFonts w:ascii="Times New Roman" w:hAnsi="Times New Roman" w:cs="Times New Roman"/>
+          <w:sz w:val="28"/>
+          <w:szCs w:val="28"/>
+        </w:rPr>
+        <w:t>project_skills</w:t>
+      </w:r>
+      <w:proofErr w:type="spellEnd"/>
+      <w:r>
+        <w:rPr>
+          <w:rFonts w:ascii="Times New Roman" w:hAnsi="Times New Roman" w:cs="Times New Roman"/>
+          <w:sz w:val="28"/>
+          <w:szCs w:val="28"/>
+        </w:rPr>
+        <w:t xml:space="preserve"> – Связь многие-ко-многим: Проекты и Навыки</w:t>
+      </w:r>
+    </w:p>
+    <w:p>
+      <w:pPr>
+        <w:pStyle w:val="a9"/>
+        <w:spacing w:line="360" w:lineRule="auto"/>
+        <w:ind w:left="709"/>
+        <w:rPr>
+          <w:rFonts w:ascii="Courier New" w:hAnsi="Courier New" w:cs="Courier New"/>
+          <w:sz w:val="20"/>
+          <w:szCs w:val="28"/>
+          <w:lang w:val="en-US"/>
+        </w:rPr>
+      </w:pPr>
+      <w:r>
+        <w:rPr>
+          <w:rFonts w:ascii="Courier New" w:hAnsi="Courier New" w:cs="Courier New"/>
+          <w:sz w:val="20"/>
+          <w:szCs w:val="28"/>
+          <w:lang w:val="en-US"/>
+        </w:rPr>
+        <w:t xml:space="preserve">CREATE TABLE </w:t>
+      </w:r>
+      <w:proofErr w:type="spellStart"/>
+      <w:r>
+        <w:rPr>
+          <w:rFonts w:ascii="Courier New" w:hAnsi="Courier New" w:cs="Courier New"/>
+          <w:sz w:val="20"/>
+          <w:szCs w:val="28"/>
+          <w:lang w:val="en-US"/>
+        </w:rPr>
+        <w:t>project_skills</w:t>
+      </w:r>
+      <w:proofErr w:type="spellEnd"/>
+      <w:r>
+        <w:rPr>
+          <w:rFonts w:ascii="Courier New" w:hAnsi="Courier New" w:cs="Courier New"/>
+          <w:sz w:val="20"/>
+          <w:szCs w:val="28"/>
+          <w:lang w:val="en-US"/>
+        </w:rPr>
+        <w:t xml:space="preserve"> (</w:t>
+      </w:r>
+    </w:p>
+    <w:p>
+      <w:pPr>
+        <w:pStyle w:val="a9"/>
+        <w:spacing w:line="360" w:lineRule="auto"/>
+        <w:ind w:left="709"/>
+        <w:rPr>
+          <w:rFonts w:ascii="Courier New" w:hAnsi="Courier New" w:cs="Courier New"/>
+          <w:sz w:val="20"/>
+          <w:szCs w:val="28"/>
+          <w:lang w:val="en-US"/>
+        </w:rPr>
+      </w:pPr>
+      <w:r>
+        <w:rPr>
+          <w:rFonts w:ascii="Courier New" w:hAnsi="Courier New" w:cs="Courier New"/>
+          <w:sz w:val="20"/>
+          <w:szCs w:val="28"/>
+          <w:lang w:val="en-US"/>
+        </w:rPr>
+        <w:t xml:space="preserve">    </w:t>
+      </w:r>
+      <w:proofErr w:type="gramStart"/>
+      <w:r>
+        <w:rPr>
+          <w:rFonts w:ascii="Courier New" w:hAnsi="Courier New" w:cs="Courier New"/>
+          <w:sz w:val="20"/>
+          <w:szCs w:val="28"/>
+          <w:lang w:val="en-US"/>
+        </w:rPr>
+        <w:t>id</w:t>
+      </w:r>
+      <w:proofErr w:type="gramEnd"/>
+      <w:r>
+        <w:rPr>
+          <w:rFonts w:ascii="Courier New" w:hAnsi="Courier New" w:cs="Courier New"/>
+          <w:sz w:val="20"/>
+          <w:szCs w:val="28"/>
+          <w:lang w:val="en-US"/>
+        </w:rPr>
+        <w:t xml:space="preserve"> SERIAL PRIMARY KEY,</w:t>
+      </w:r>
+    </w:p>
+    <w:p>
+      <w:pPr>
+        <w:pStyle w:val="a9"/>
+        <w:spacing w:line="360" w:lineRule="auto"/>
+        <w:ind w:left="709"/>
+        <w:rPr>
+          <w:rFonts w:ascii="Courier New" w:hAnsi="Courier New" w:cs="Courier New"/>
+          <w:sz w:val="20"/>
+          <w:szCs w:val="28"/>
+          <w:lang w:val="en-US"/>
+        </w:rPr>
+      </w:pPr>
+      <w:r>
+        <w:rPr>
+          <w:rFonts w:ascii="Courier New" w:hAnsi="Courier New" w:cs="Courier New"/>
+          <w:sz w:val="20"/>
+          <w:szCs w:val="28"/>
+          <w:lang w:val="en-US"/>
+        </w:rPr>
+        <w:t xml:space="preserve">    </w:t>
+      </w:r>
+      <w:proofErr w:type="spellStart"/>
+      <w:proofErr w:type="gramStart"/>
+      <w:r>
+        <w:rPr>
           <w:rFonts w:ascii="Courier New" w:hAnsi="Courier New" w:cs="Courier New"/>
           <w:sz w:val="20"/>
           <w:szCs w:val="28"/>
@@ -8630,21 +8825,67 @@
           <w:rFonts w:ascii="Courier New" w:hAnsi="Courier New" w:cs="Courier New"/>
           <w:sz w:val="20"/>
           <w:szCs w:val="28"/>
-          <w:lang w:val="en-US"/>
-        </w:rPr>
-      </w:pPr>
-      <w:r>
-        <w:rPr>
-          <w:rFonts w:ascii="Courier New" w:hAnsi="Courier New" w:cs="Courier New"/>
-          <w:sz w:val="20"/>
-          <w:szCs w:val="28"/>
-          <w:lang w:val="en-US"/>
+        </w:rPr>
+      </w:pPr>
+      <w:r>
+        <w:rPr>
+          <w:rFonts w:ascii="Courier New" w:hAnsi="Courier New" w:cs="Courier New"/>
+          <w:sz w:val="20"/>
+          <w:szCs w:val="28"/>
         </w:rPr>
         <w:t>);</w:t>
       </w:r>
     </w:p>
     <w:p>
       <w:pPr>
+        <w:ind w:firstLine="709"/>
+        <w:rPr>
+          <w:rFonts w:ascii="Times New Roman" w:hAnsi="Times New Roman" w:cs="Times New Roman"/>
+          <w:sz w:val="28"/>
+        </w:rPr>
+      </w:pPr>
+      <w:r>
+        <w:rPr>
+          <w:rFonts w:ascii="Times New Roman" w:hAnsi="Times New Roman" w:cs="Times New Roman"/>
+          <w:sz w:val="28"/>
+        </w:rPr>
+        <w:t>Промежуточная таблица для связи проектов и навыков по принципу "многие ко многим". Один проект может использовать множество навыков, и один навык может применяться во множестве проектов. Ограничение UNIQUE(</w:t>
+      </w:r>
+      <w:proofErr w:type="spellStart"/>
+      <w:r>
+        <w:rPr>
+          <w:rFonts w:ascii="Times New Roman" w:hAnsi="Times New Roman" w:cs="Times New Roman"/>
+          <w:sz w:val="28"/>
+        </w:rPr>
+        <w:t>project_id</w:t>
+      </w:r>
+      <w:proofErr w:type="spellEnd"/>
+      <w:r>
+        <w:rPr>
+          <w:rFonts w:ascii="Times New Roman" w:hAnsi="Times New Roman" w:cs="Times New Roman"/>
+          <w:sz w:val="28"/>
+        </w:rPr>
+        <w:t xml:space="preserve">, </w:t>
+      </w:r>
+      <w:proofErr w:type="spellStart"/>
+      <w:r>
+        <w:rPr>
+          <w:rFonts w:ascii="Times New Roman" w:hAnsi="Times New Roman" w:cs="Times New Roman"/>
+          <w:sz w:val="28"/>
+        </w:rPr>
+        <w:t>skill_id</w:t>
+      </w:r>
+      <w:proofErr w:type="spellEnd"/>
+      <w:r>
+        <w:rPr>
+          <w:rFonts w:ascii="Times New Roman" w:hAnsi="Times New Roman" w:cs="Times New Roman"/>
+          <w:sz w:val="28"/>
+        </w:rPr>
+        <w:t>) предотвращает дублирование связей. Содержит временную метку добавления навыка к проекту. Используется для формирования портфолио студента и анализа используемых технологий.</w:t>
+      </w:r>
+    </w:p>
+    <w:p>
+      <w:pPr>
         <w:pStyle w:val="a9"/>
         <w:spacing w:line="360" w:lineRule="auto"/>
         <w:ind w:left="709"/>
@@ -8652,24 +8893,15 @@
           <w:rFonts w:ascii="Times New Roman" w:hAnsi="Times New Roman" w:cs="Times New Roman"/>
           <w:sz w:val="28"/>
           <w:szCs w:val="28"/>
-          <w:lang w:val="en-US"/>
-        </w:rPr>
-      </w:pPr>
-      <w:r>
-        <w:rPr>
-          <w:rFonts w:ascii="Times New Roman" w:hAnsi="Times New Roman" w:cs="Times New Roman"/>
-          <w:sz w:val="28"/>
-          <w:szCs w:val="28"/>
-        </w:rPr>
-        <w:t xml:space="preserve">6. </w:t>
-      </w:r>
-      <w:r>
-        <w:rPr>
-          <w:rFonts w:ascii="Times New Roman" w:hAnsi="Times New Roman" w:cs="Times New Roman"/>
-          <w:sz w:val="28"/>
-          <w:szCs w:val="28"/>
-        </w:rPr>
-        <w:t xml:space="preserve">Таблица </w:t>
+        </w:rPr>
+      </w:pPr>
+      <w:r>
+        <w:rPr>
+          <w:rFonts w:ascii="Times New Roman" w:hAnsi="Times New Roman" w:cs="Times New Roman"/>
+          <w:sz w:val="28"/>
+          <w:szCs w:val="28"/>
+        </w:rPr>
+        <w:t xml:space="preserve">6. Таблица </w:t>
       </w:r>
       <w:proofErr w:type="spellStart"/>
       <w:r>
@@ -8687,39 +8919,7 @@
           <w:sz w:val="28"/>
           <w:szCs w:val="28"/>
         </w:rPr>
-        <w:t xml:space="preserve"> </w:t>
-      </w:r>
-      <w:r>
-        <w:rPr>
-          <w:rFonts w:ascii="Times New Roman" w:hAnsi="Times New Roman" w:cs="Times New Roman"/>
-          <w:sz w:val="28"/>
-          <w:szCs w:val="28"/>
-        </w:rPr>
-        <w:t xml:space="preserve">– </w:t>
-      </w:r>
-      <w:r>
-        <w:rPr>
-          <w:rFonts w:ascii="Times New Roman" w:hAnsi="Times New Roman" w:cs="Times New Roman"/>
-          <w:sz w:val="28"/>
-          <w:szCs w:val="28"/>
-        </w:rPr>
-        <w:t>Типы мероприятий</w:t>
-      </w:r>
-      <w:r>
-        <w:rPr>
-          <w:rFonts w:ascii="Times New Roman" w:hAnsi="Times New Roman" w:cs="Times New Roman"/>
-          <w:sz w:val="28"/>
-          <w:szCs w:val="28"/>
-        </w:rPr>
-        <w:t xml:space="preserve"> </w:t>
-      </w:r>
-      <w:r>
-        <w:rPr>
-          <w:rFonts w:ascii="Times New Roman" w:hAnsi="Times New Roman" w:cs="Times New Roman"/>
-          <w:sz w:val="28"/>
-          <w:szCs w:val="28"/>
-        </w:rPr>
-        <w:t>(Справочник)</w:t>
+        <w:t xml:space="preserve"> – Типы мероприятий (Справочник)</w:t>
       </w:r>
     </w:p>
     <w:p>
@@ -8945,7 +9145,6 @@
           <w:rFonts w:ascii="Courier New" w:hAnsi="Courier New" w:cs="Courier New"/>
           <w:sz w:val="20"/>
           <w:szCs w:val="28"/>
-          <w:lang w:val="en-US"/>
         </w:rPr>
       </w:pPr>
       <w:r>
@@ -8960,6 +9159,63 @@
     </w:p>
     <w:p>
       <w:pPr>
+        <w:ind w:firstLine="709"/>
+        <w:rPr>
+          <w:rFonts w:ascii="Times New Roman" w:hAnsi="Times New Roman" w:cs="Times New Roman"/>
+          <w:sz w:val="28"/>
+        </w:rPr>
+      </w:pPr>
+      <w:r>
+        <w:rPr>
+          <w:rFonts w:ascii="Times New Roman" w:hAnsi="Times New Roman" w:cs="Times New Roman"/>
+          <w:sz w:val="28"/>
+        </w:rPr>
+        <w:t xml:space="preserve">Справочная таблица для классификации академических и </w:t>
+      </w:r>
+      <w:proofErr w:type="spellStart"/>
+      <w:r>
+        <w:rPr>
+          <w:rFonts w:ascii="Times New Roman" w:hAnsi="Times New Roman" w:cs="Times New Roman"/>
+          <w:sz w:val="28"/>
+        </w:rPr>
+        <w:t>внеучебных</w:t>
+      </w:r>
+      <w:proofErr w:type="spellEnd"/>
+      <w:r>
+        <w:rPr>
+          <w:rFonts w:ascii="Times New Roman" w:hAnsi="Times New Roman" w:cs="Times New Roman"/>
+          <w:sz w:val="28"/>
+        </w:rPr>
+        <w:t xml:space="preserve"> мероприятий (например: </w:t>
+      </w:r>
+      <w:proofErr w:type="spellStart"/>
+      <w:r>
+        <w:rPr>
+          <w:rFonts w:ascii="Times New Roman" w:hAnsi="Times New Roman" w:cs="Times New Roman"/>
+          <w:sz w:val="28"/>
+        </w:rPr>
+        <w:t>хакатон</w:t>
+      </w:r>
+      <w:proofErr w:type="spellEnd"/>
+      <w:r>
+        <w:rPr>
+          <w:rFonts w:ascii="Times New Roman" w:hAnsi="Times New Roman" w:cs="Times New Roman"/>
+          <w:sz w:val="28"/>
+        </w:rPr>
+        <w:t xml:space="preserve">, олимпиада, конференция, конкурс проектов). Обеспечивает единообразие наименований типов мероприятий. Содержит ссылку на пользователя-создателя для администрирования </w:t>
+      </w:r>
+      <w:bookmarkStart w:id="0" w:name="_GoBack"/>
+      <w:bookmarkEnd w:id="0"/>
+      <w:r>
+        <w:rPr>
+          <w:rFonts w:ascii="Times New Roman" w:hAnsi="Times New Roman" w:cs="Times New Roman"/>
+          <w:sz w:val="28"/>
+        </w:rPr>
+        <w:t>справочника. Используется для структурирования достижений студентов по видам активностей.</w:t>
+      </w:r>
+    </w:p>
+    <w:p>
+      <w:pPr>
         <w:pStyle w:val="a9"/>
         <w:spacing w:line="360" w:lineRule="auto"/>
         <w:ind w:left="709"/>
@@ -8975,6 +9231,7 @@
           <w:rFonts w:ascii="Times New Roman" w:hAnsi="Times New Roman" w:cs="Times New Roman"/>
           <w:sz w:val="28"/>
           <w:szCs w:val="28"/>
+          <w:lang w:val="en-US"/>
         </w:rPr>
         <w:t xml:space="preserve">7. </w:t>
       </w:r>
@@ -8984,33 +9241,16 @@
           <w:sz w:val="28"/>
           <w:szCs w:val="28"/>
         </w:rPr>
-        <w:t xml:space="preserve">Таблица </w:t>
-      </w:r>
-      <w:proofErr w:type="spellStart"/>
-      <w:r>
-        <w:rPr>
-          <w:rFonts w:ascii="Times New Roman" w:hAnsi="Times New Roman" w:cs="Times New Roman"/>
-          <w:sz w:val="28"/>
-          <w:szCs w:val="28"/>
-        </w:rPr>
-        <w:t>events</w:t>
-      </w:r>
-      <w:proofErr w:type="spellEnd"/>
-      <w:r>
-        <w:rPr>
-          <w:rFonts w:ascii="Times New Roman" w:hAnsi="Times New Roman" w:cs="Times New Roman"/>
-          <w:sz w:val="28"/>
-          <w:szCs w:val="28"/>
-        </w:rPr>
-        <w:t xml:space="preserve"> </w:t>
-      </w:r>
-      <w:r>
-        <w:rPr>
-          <w:rFonts w:ascii="Times New Roman" w:hAnsi="Times New Roman" w:cs="Times New Roman"/>
-          <w:sz w:val="28"/>
-          <w:szCs w:val="28"/>
-        </w:rPr>
-        <w:t xml:space="preserve">– </w:t>
+        <w:t>Таблица</w:t>
+      </w:r>
+      <w:r>
+        <w:rPr>
+          <w:rFonts w:ascii="Times New Roman" w:hAnsi="Times New Roman" w:cs="Times New Roman"/>
+          <w:sz w:val="28"/>
+          <w:szCs w:val="28"/>
+          <w:lang w:val="en-US"/>
+        </w:rPr>
+        <w:t xml:space="preserve"> events – </w:t>
       </w:r>
       <w:r>
         <w:rPr>
@@ -9539,6 +9779,7 @@
           <w:szCs w:val="28"/>
           <w:lang w:val="en-US"/>
         </w:rPr>
+        <w:lastRenderedPageBreak/>
         <w:t>);</w:t>
       </w:r>
     </w:p>
@@ -9551,17 +9792,15 @@
           <w:rFonts w:ascii="Courier New" w:hAnsi="Courier New" w:cs="Courier New"/>
           <w:sz w:val="20"/>
           <w:szCs w:val="28"/>
-          <w:lang w:val="en-US"/>
-        </w:rPr>
-      </w:pPr>
-      <w:r>
-        <w:rPr>
-          <w:rFonts w:ascii="Courier New" w:hAnsi="Courier New" w:cs="Courier New"/>
-          <w:sz w:val="20"/>
-          <w:szCs w:val="28"/>
-          <w:lang w:val="en-US"/>
-        </w:rPr>
-        <w:lastRenderedPageBreak/>
+        </w:rPr>
+      </w:pPr>
+      <w:r>
+        <w:rPr>
+          <w:rFonts w:ascii="Courier New" w:hAnsi="Courier New" w:cs="Courier New"/>
+          <w:sz w:val="20"/>
+          <w:szCs w:val="28"/>
+          <w:lang w:val="en-US"/>
+        </w:rPr>
         <w:t xml:space="preserve">CREATE INDEX </w:t>
       </w:r>
       <w:proofErr w:type="spellStart"/>
@@ -9614,6 +9853,70 @@
           <w:lang w:val="en-US"/>
         </w:rPr>
         <w:t>);</w:t>
+      </w:r>
+    </w:p>
+    <w:p>
+      <w:pPr>
+        <w:ind w:firstLine="709"/>
+        <w:rPr>
+          <w:rFonts w:ascii="Times New Roman" w:hAnsi="Times New Roman" w:cs="Times New Roman"/>
+          <w:sz w:val="28"/>
+        </w:rPr>
+      </w:pPr>
+      <w:r>
+        <w:rPr>
+          <w:rFonts w:ascii="Times New Roman" w:hAnsi="Times New Roman" w:cs="Times New Roman"/>
+          <w:sz w:val="28"/>
+        </w:rPr>
+        <w:t>Таблица для учета участия студентов в различных мероприятиях и их достижений. Каждая запись связана с пользователем (</w:t>
+      </w:r>
+      <w:proofErr w:type="spellStart"/>
+      <w:r>
+        <w:rPr>
+          <w:rFonts w:ascii="Times New Roman" w:hAnsi="Times New Roman" w:cs="Times New Roman"/>
+          <w:sz w:val="28"/>
+        </w:rPr>
+        <w:t>user_id</w:t>
+      </w:r>
+      <w:proofErr w:type="spellEnd"/>
+      <w:r>
+        <w:rPr>
+          <w:rFonts w:ascii="Times New Roman" w:hAnsi="Times New Roman" w:cs="Times New Roman"/>
+          <w:sz w:val="28"/>
+        </w:rPr>
+        <w:t>) и типом мероприятия (</w:t>
+      </w:r>
+      <w:proofErr w:type="spellStart"/>
+      <w:r>
+        <w:rPr>
+          <w:rFonts w:ascii="Times New Roman" w:hAnsi="Times New Roman" w:cs="Times New Roman"/>
+          <w:sz w:val="28"/>
+        </w:rPr>
+        <w:t>event_type_id</w:t>
+      </w:r>
+      <w:proofErr w:type="spellEnd"/>
+      <w:r>
+        <w:rPr>
+          <w:rFonts w:ascii="Times New Roman" w:hAnsi="Times New Roman" w:cs="Times New Roman"/>
+          <w:sz w:val="28"/>
+        </w:rPr>
+        <w:t xml:space="preserve">). Содержит название мероприятия, результат участия (например: "1 место", "Диплом участника") и изображение сертификата или диплома. Индекс по </w:t>
+      </w:r>
+      <w:proofErr w:type="spellStart"/>
+      <w:r>
+        <w:rPr>
+          <w:rFonts w:ascii="Times New Roman" w:hAnsi="Times New Roman" w:cs="Times New Roman"/>
+          <w:sz w:val="28"/>
+        </w:rPr>
+        <w:t>user_id</w:t>
+      </w:r>
+      <w:proofErr w:type="spellEnd"/>
+      <w:r>
+        <w:rPr>
+          <w:rFonts w:ascii="Times New Roman" w:hAnsi="Times New Roman" w:cs="Times New Roman"/>
+          <w:sz w:val="28"/>
+        </w:rPr>
+        <w:t xml:space="preserve"> обеспечивает быструю выборку всех мероприятий конкретного студента. Используется для формирования портфолио достижений.</w:t>
       </w:r>
     </w:p>
     <w:sectPr>
@@ -12628,6 +12931,7 @@
   <w:style w:type="character" w:default="1" w:styleId="a1">
     <w:name w:val="Default Paragraph Font"/>
     <w:uiPriority w:val="1"/>
+    <w:semiHidden/>
     <w:unhideWhenUsed/>
   </w:style>
   <w:style w:type="table" w:default="1" w:styleId="a2">
@@ -13081,6 +13385,7 @@
   <w:style w:type="character" w:default="1" w:styleId="a1">
     <w:name w:val="Default Paragraph Font"/>
     <w:uiPriority w:val="1"/>
+    <w:semiHidden/>
     <w:unhideWhenUsed/>
   </w:style>
   <w:style w:type="table" w:default="1" w:styleId="a2">
